--- a/coaching_grupal/Workbook_Mis_Valores_Mi_Vida_y_Mi_Negocio.docx
+++ b/coaching_grupal/Workbook_Mis_Valores_Mi_Vida_y_Mi_Negocio.docx
@@ -13,7 +13,7 @@
           <w:color w:val="B4871E"/>
           <w:sz w:val="20"/>
         </w:rPr>
-        <w:t>CURSO EMPRENDER DE CERO A IMPACTO Y VENTAS • COACHING GRUPAL</w:t>
+        <w:t>MÉTODO MODO LÍDER • COACHING GRUPAL</w:t>
         <w:br/>
       </w:r>
       <w:r>
